--- a/Requisitos/CSU02 - Login.docx
+++ b/Requisitos/CSU02 - Login.docx
@@ -471,7 +471,41 @@
                 <w:sz w:val="28"/>
                 <w:szCs w:val="28"/>
               </w:rPr>
-              <w:t>Autor clicar em “Entrar” no nav.</w:t>
+              <w:t xml:space="preserve">Autor clicar </w:t>
+            </w:r>
+            <w:r>
+              <w:rPr>
+                <w:rFonts w:ascii="Times New Roman" w:eastAsia="Times New Roman" w:hAnsi="Times New Roman" w:cs="Times New Roman"/>
+                <w:sz w:val="28"/>
+                <w:szCs w:val="28"/>
+              </w:rPr>
+              <w:t xml:space="preserve">no botão </w:t>
+            </w:r>
+            <w:r>
+              <w:rPr>
+                <w:rFonts w:ascii="Times New Roman" w:eastAsia="Times New Roman" w:hAnsi="Times New Roman" w:cs="Times New Roman"/>
+                <w:sz w:val="28"/>
+                <w:szCs w:val="28"/>
+              </w:rPr>
+              <w:t>“Entrar” n</w:t>
+            </w:r>
+            <w:r>
+              <w:rPr>
+                <w:rFonts w:ascii="Times New Roman" w:eastAsia="Times New Roman" w:hAnsi="Times New Roman" w:cs="Times New Roman"/>
+                <w:sz w:val="28"/>
+                <w:szCs w:val="28"/>
+              </w:rPr>
+              <w:t>o</w:t>
+            </w:r>
+            <w:bookmarkStart w:id="0" w:name="_GoBack"/>
+            <w:bookmarkEnd w:id="0"/>
+            <w:r>
+              <w:rPr>
+                <w:rFonts w:ascii="Times New Roman" w:eastAsia="Times New Roman" w:hAnsi="Times New Roman" w:cs="Times New Roman"/>
+                <w:sz w:val="28"/>
+                <w:szCs w:val="28"/>
+              </w:rPr>
+              <w:t xml:space="preserve"> nav.</w:t>
             </w:r>
           </w:p>
         </w:tc>
@@ -746,7 +780,16 @@
                 <w:sz w:val="28"/>
                 <w:szCs w:val="28"/>
               </w:rPr>
-              <w:t>Alterar senha.</w:t>
+              <w:t>Esqueceu a</w:t>
+            </w:r>
+            <w:r>
+              <w:rPr>
+                <w:rFonts w:ascii="Times New Roman" w:eastAsia="Times New Roman" w:hAnsi="Times New Roman" w:cs="Times New Roman"/>
+                <w:color w:val="FF0000"/>
+                <w:sz w:val="28"/>
+                <w:szCs w:val="28"/>
+              </w:rPr>
+              <w:t xml:space="preserve"> senha.</w:t>
             </w:r>
           </w:p>
         </w:tc>
@@ -1294,25 +1337,23 @@
                 <w:sz w:val="28"/>
                 <w:szCs w:val="28"/>
               </w:rPr>
-              <w:t>Sistema exibe uma mensagem “</w:t>
-            </w:r>
-            <w:proofErr w:type="spellStart"/>
-            <w:r>
-              <w:rPr>
-                <w:rFonts w:ascii="Times New Roman" w:eastAsia="Times New Roman" w:hAnsi="Times New Roman" w:cs="Times New Roman"/>
-                <w:sz w:val="28"/>
-                <w:szCs w:val="28"/>
-              </w:rPr>
-              <w:t>Email</w:t>
-            </w:r>
-            <w:proofErr w:type="spellEnd"/>
-            <w:r>
-              <w:rPr>
-                <w:rFonts w:ascii="Times New Roman" w:eastAsia="Times New Roman" w:hAnsi="Times New Roman" w:cs="Times New Roman"/>
-                <w:sz w:val="28"/>
-                <w:szCs w:val="28"/>
-              </w:rPr>
-              <w:t xml:space="preserve"> ou senha está incorreta!”</w:t>
+              <w:t>Sistema exibe uma mensagem “E</w:t>
+            </w:r>
+            <w:r>
+              <w:rPr>
+                <w:rFonts w:ascii="Times New Roman" w:eastAsia="Times New Roman" w:hAnsi="Times New Roman" w:cs="Times New Roman"/>
+                <w:sz w:val="28"/>
+                <w:szCs w:val="28"/>
+              </w:rPr>
+              <w:t>-</w:t>
+            </w:r>
+            <w:r>
+              <w:rPr>
+                <w:rFonts w:ascii="Times New Roman" w:eastAsia="Times New Roman" w:hAnsi="Times New Roman" w:cs="Times New Roman"/>
+                <w:sz w:val="28"/>
+                <w:szCs w:val="28"/>
+              </w:rPr>
+              <w:t>mail ou senha está incorreta!”</w:t>
             </w:r>
           </w:p>
         </w:tc>
@@ -1366,8 +1407,28 @@
           <w:sz w:val="32"/>
           <w:szCs w:val="32"/>
         </w:rPr>
-        <w:t>Alterar senha</w:t>
+        <w:t xml:space="preserve">Esqueceu </w:t>
       </w:r>
+      <w:proofErr w:type="gramStart"/>
+      <w:r>
+        <w:rPr>
+          <w:rFonts w:ascii="Times New Roman" w:eastAsia="Times New Roman" w:hAnsi="Times New Roman" w:cs="Times New Roman"/>
+          <w:color w:val="000000" w:themeColor="text1"/>
+          <w:sz w:val="32"/>
+          <w:szCs w:val="32"/>
+        </w:rPr>
+        <w:t xml:space="preserve">a </w:t>
+      </w:r>
+      <w:r>
+        <w:rPr>
+          <w:rFonts w:ascii="Times New Roman" w:eastAsia="Times New Roman" w:hAnsi="Times New Roman" w:cs="Times New Roman"/>
+          <w:color w:val="000000" w:themeColor="text1"/>
+          <w:sz w:val="32"/>
+          <w:szCs w:val="32"/>
+        </w:rPr>
+        <w:t xml:space="preserve"> senha</w:t>
+      </w:r>
+      <w:proofErr w:type="gramEnd"/>
     </w:p>
     <w:tbl>
       <w:tblPr>
@@ -1455,8 +1516,6 @@
               </w:rPr>
               <w:t>Ator pode alterar a senha por verificação via e-mail.</w:t>
             </w:r>
-            <w:bookmarkStart w:id="0" w:name="_GoBack"/>
-            <w:bookmarkEnd w:id="0"/>
           </w:p>
         </w:tc>
       </w:tr>
@@ -1548,6 +1607,11 @@
           </w:tcPr>
           <w:p>
             <w:pPr>
+              <w:pStyle w:val="PargrafodaLista"/>
+              <w:numPr>
+                <w:ilvl w:val="0"/>
+                <w:numId w:val="6"/>
+              </w:numPr>
               <w:spacing w:line="360" w:lineRule="auto"/>
               <w:jc w:val="both"/>
               <w:rPr>
@@ -1556,6 +1620,142 @@
                 <w:szCs w:val="28"/>
               </w:rPr>
             </w:pPr>
+            <w:r>
+              <w:rPr>
+                <w:rFonts w:ascii="Times New Roman" w:eastAsia="Times New Roman" w:hAnsi="Times New Roman" w:cs="Times New Roman"/>
+                <w:sz w:val="28"/>
+                <w:szCs w:val="28"/>
+              </w:rPr>
+              <w:t>Ator clica no botão “Esqueceu sua senha?”;</w:t>
+            </w:r>
+          </w:p>
+          <w:p>
+            <w:pPr>
+              <w:pStyle w:val="PargrafodaLista"/>
+              <w:numPr>
+                <w:ilvl w:val="0"/>
+                <w:numId w:val="6"/>
+              </w:numPr>
+              <w:spacing w:line="360" w:lineRule="auto"/>
+              <w:jc w:val="both"/>
+              <w:rPr>
+                <w:rFonts w:ascii="Times New Roman" w:eastAsia="Times New Roman" w:hAnsi="Times New Roman" w:cs="Times New Roman"/>
+                <w:sz w:val="28"/>
+                <w:szCs w:val="28"/>
+              </w:rPr>
+            </w:pPr>
+            <w:r>
+              <w:rPr>
+                <w:rFonts w:ascii="Times New Roman" w:eastAsia="Times New Roman" w:hAnsi="Times New Roman" w:cs="Times New Roman"/>
+                <w:sz w:val="28"/>
+                <w:szCs w:val="28"/>
+              </w:rPr>
+              <w:t>Sistema exibe tela contendo campo para inserir o E-mail ou telefone vinculado a conta;</w:t>
+            </w:r>
+          </w:p>
+          <w:p>
+            <w:pPr>
+              <w:pStyle w:val="PargrafodaLista"/>
+              <w:numPr>
+                <w:ilvl w:val="0"/>
+                <w:numId w:val="6"/>
+              </w:numPr>
+              <w:spacing w:line="360" w:lineRule="auto"/>
+              <w:jc w:val="both"/>
+              <w:rPr>
+                <w:rFonts w:ascii="Times New Roman" w:eastAsia="Times New Roman" w:hAnsi="Times New Roman" w:cs="Times New Roman"/>
+                <w:sz w:val="28"/>
+                <w:szCs w:val="28"/>
+              </w:rPr>
+            </w:pPr>
+            <w:r>
+              <w:rPr>
+                <w:rFonts w:ascii="Times New Roman" w:eastAsia="Times New Roman" w:hAnsi="Times New Roman" w:cs="Times New Roman"/>
+                <w:sz w:val="28"/>
+                <w:szCs w:val="28"/>
+              </w:rPr>
+              <w:t>Ator preenche o campo e envia;</w:t>
+            </w:r>
+          </w:p>
+          <w:p>
+            <w:pPr>
+              <w:pStyle w:val="PargrafodaLista"/>
+              <w:numPr>
+                <w:ilvl w:val="0"/>
+                <w:numId w:val="6"/>
+              </w:numPr>
+              <w:spacing w:line="360" w:lineRule="auto"/>
+              <w:jc w:val="both"/>
+              <w:rPr>
+                <w:rFonts w:ascii="Times New Roman" w:eastAsia="Times New Roman" w:hAnsi="Times New Roman" w:cs="Times New Roman"/>
+                <w:sz w:val="28"/>
+                <w:szCs w:val="28"/>
+              </w:rPr>
+            </w:pPr>
+            <w:r>
+              <w:rPr>
+                <w:rFonts w:ascii="Times New Roman" w:eastAsia="Times New Roman" w:hAnsi="Times New Roman" w:cs="Times New Roman"/>
+                <w:sz w:val="28"/>
+                <w:szCs w:val="28"/>
+              </w:rPr>
+              <w:t>Ator digita o código recebido;</w:t>
+            </w:r>
+          </w:p>
+          <w:p>
+            <w:pPr>
+              <w:pStyle w:val="PargrafodaLista"/>
+              <w:numPr>
+                <w:ilvl w:val="0"/>
+                <w:numId w:val="6"/>
+              </w:numPr>
+              <w:spacing w:line="360" w:lineRule="auto"/>
+              <w:jc w:val="both"/>
+              <w:rPr>
+                <w:rFonts w:ascii="Times New Roman" w:eastAsia="Times New Roman" w:hAnsi="Times New Roman" w:cs="Times New Roman"/>
+                <w:sz w:val="28"/>
+                <w:szCs w:val="28"/>
+              </w:rPr>
+            </w:pPr>
+            <w:r>
+              <w:rPr>
+                <w:rFonts w:ascii="Times New Roman" w:eastAsia="Times New Roman" w:hAnsi="Times New Roman" w:cs="Times New Roman"/>
+                <w:sz w:val="28"/>
+                <w:szCs w:val="28"/>
+              </w:rPr>
+              <w:t>Ator digita a nova senha</w:t>
+            </w:r>
+            <w:r>
+              <w:rPr>
+                <w:rFonts w:ascii="Times New Roman" w:eastAsia="Times New Roman" w:hAnsi="Times New Roman" w:cs="Times New Roman"/>
+                <w:sz w:val="28"/>
+                <w:szCs w:val="28"/>
+              </w:rPr>
+              <w:t xml:space="preserve"> e repete novamente no outro campo;</w:t>
+            </w:r>
+          </w:p>
+          <w:p>
+            <w:pPr>
+              <w:pStyle w:val="PargrafodaLista"/>
+              <w:numPr>
+                <w:ilvl w:val="0"/>
+                <w:numId w:val="6"/>
+              </w:numPr>
+              <w:spacing w:line="360" w:lineRule="auto"/>
+              <w:jc w:val="both"/>
+              <w:rPr>
+                <w:rFonts w:ascii="Times New Roman" w:eastAsia="Times New Roman" w:hAnsi="Times New Roman" w:cs="Times New Roman"/>
+                <w:sz w:val="28"/>
+                <w:szCs w:val="28"/>
+              </w:rPr>
+            </w:pPr>
+            <w:r>
+              <w:rPr>
+                <w:rFonts w:ascii="Times New Roman" w:eastAsia="Times New Roman" w:hAnsi="Times New Roman" w:cs="Times New Roman"/>
+                <w:sz w:val="28"/>
+                <w:szCs w:val="28"/>
+              </w:rPr>
+              <w:t>Sistema retorna para a tela de Login</w:t>
+            </w:r>
           </w:p>
         </w:tc>
       </w:tr>
@@ -1571,1014 +1771,6 @@
         </w:rPr>
       </w:pPr>
     </w:p>
-    <w:p>
-      <w:pPr>
-        <w:spacing w:line="360" w:lineRule="auto"/>
-        <w:rPr>
-          <w:rFonts w:ascii="Times New Roman" w:eastAsia="Times New Roman" w:hAnsi="Times New Roman" w:cs="Times New Roman"/>
-          <w:color w:val="000000" w:themeColor="text1"/>
-          <w:sz w:val="32"/>
-          <w:szCs w:val="32"/>
-        </w:rPr>
-      </w:pPr>
-    </w:p>
-    <w:p>
-      <w:pPr>
-        <w:spacing w:line="360" w:lineRule="auto"/>
-        <w:rPr>
-          <w:rFonts w:ascii="Times New Roman" w:eastAsia="Times New Roman" w:hAnsi="Times New Roman" w:cs="Times New Roman"/>
-          <w:color w:val="000000" w:themeColor="text1"/>
-          <w:sz w:val="32"/>
-          <w:szCs w:val="32"/>
-        </w:rPr>
-      </w:pPr>
-    </w:p>
-    <w:p>
-      <w:pPr>
-        <w:spacing w:line="360" w:lineRule="auto"/>
-        <w:rPr>
-          <w:rFonts w:ascii="Times New Roman" w:eastAsia="Times New Roman" w:hAnsi="Times New Roman" w:cs="Times New Roman"/>
-          <w:color w:val="000000" w:themeColor="text1"/>
-          <w:sz w:val="32"/>
-          <w:szCs w:val="32"/>
-        </w:rPr>
-      </w:pPr>
-      <w:r>
-        <w:rPr>
-          <w:rFonts w:ascii="Times New Roman" w:eastAsia="Times New Roman" w:hAnsi="Times New Roman" w:cs="Times New Roman"/>
-          <w:b/>
-          <w:bCs/>
-          <w:color w:val="000000" w:themeColor="text1"/>
-          <w:sz w:val="32"/>
-          <w:szCs w:val="32"/>
-        </w:rPr>
-        <w:t>Seção:</w:t>
-      </w:r>
-      <w:r>
-        <w:rPr>
-          <w:rFonts w:ascii="Times New Roman" w:eastAsia="Times New Roman" w:hAnsi="Times New Roman" w:cs="Times New Roman"/>
-          <w:color w:val="000000" w:themeColor="text1"/>
-          <w:sz w:val="32"/>
-          <w:szCs w:val="32"/>
-        </w:rPr>
-        <w:t xml:space="preserve"> Alterar Usuário</w:t>
-      </w:r>
-    </w:p>
-    <w:tbl>
-      <w:tblPr>
-        <w:tblStyle w:val="Tabelacomgrade"/>
-        <w:tblW w:w="0" w:type="auto"/>
-        <w:tblBorders>
-          <w:top w:val="single" w:sz="6" w:space="0" w:color="auto"/>
-          <w:left w:val="single" w:sz="6" w:space="0" w:color="auto"/>
-          <w:bottom w:val="single" w:sz="6" w:space="0" w:color="auto"/>
-          <w:right w:val="single" w:sz="6" w:space="0" w:color="auto"/>
-        </w:tblBorders>
-        <w:tblLook w:val="0000" w:firstRow="0" w:lastRow="0" w:firstColumn="0" w:lastColumn="0" w:noHBand="0" w:noVBand="0"/>
-      </w:tblPr>
-      <w:tblGrid>
-        <w:gridCol w:w="2578"/>
-        <w:gridCol w:w="6432"/>
-      </w:tblGrid>
-      <w:tr>
-        <w:trPr>
-          <w:trHeight w:val="300"/>
-        </w:trPr>
-        <w:tc>
-          <w:tcPr>
-            <w:tcW w:w="2685" w:type="dxa"/>
-            <w:tcBorders>
-              <w:top w:val="single" w:sz="6" w:space="0" w:color="000000" w:themeColor="text1"/>
-              <w:left w:val="single" w:sz="6" w:space="0" w:color="000000" w:themeColor="text1"/>
-              <w:bottom w:val="single" w:sz="6" w:space="0" w:color="000000" w:themeColor="text1"/>
-              <w:right w:val="single" w:sz="6" w:space="0" w:color="000000" w:themeColor="text1"/>
-            </w:tcBorders>
-            <w:tcMar>
-              <w:left w:w="105" w:type="dxa"/>
-              <w:right w:w="105" w:type="dxa"/>
-            </w:tcMar>
-          </w:tcPr>
-          <w:p>
-            <w:pPr>
-              <w:spacing w:line="360" w:lineRule="auto"/>
-              <w:rPr>
-                <w:rFonts w:ascii="Times New Roman" w:eastAsia="Times New Roman" w:hAnsi="Times New Roman" w:cs="Times New Roman"/>
-                <w:sz w:val="28"/>
-                <w:szCs w:val="28"/>
-              </w:rPr>
-            </w:pPr>
-            <w:r>
-              <w:rPr>
-                <w:rFonts w:ascii="Times New Roman" w:eastAsia="Times New Roman" w:hAnsi="Times New Roman" w:cs="Times New Roman"/>
-                <w:b/>
-                <w:bCs/>
-                <w:sz w:val="28"/>
-                <w:szCs w:val="28"/>
-              </w:rPr>
-              <w:t>Sumário</w:t>
-            </w:r>
-          </w:p>
-        </w:tc>
-        <w:tc>
-          <w:tcPr>
-            <w:tcW w:w="6930" w:type="dxa"/>
-            <w:tcBorders>
-              <w:top w:val="single" w:sz="6" w:space="0" w:color="000000" w:themeColor="text1"/>
-              <w:left w:val="single" w:sz="6" w:space="0" w:color="000000" w:themeColor="text1"/>
-              <w:bottom w:val="single" w:sz="6" w:space="0" w:color="000000" w:themeColor="text1"/>
-              <w:right w:val="single" w:sz="6" w:space="0" w:color="000000" w:themeColor="text1"/>
-            </w:tcBorders>
-            <w:tcMar>
-              <w:left w:w="105" w:type="dxa"/>
-              <w:right w:w="105" w:type="dxa"/>
-            </w:tcMar>
-          </w:tcPr>
-          <w:p>
-            <w:pPr>
-              <w:spacing w:line="360" w:lineRule="auto"/>
-              <w:rPr>
-                <w:rFonts w:ascii="Times New Roman" w:eastAsia="Times New Roman" w:hAnsi="Times New Roman" w:cs="Times New Roman"/>
-                <w:sz w:val="28"/>
-                <w:szCs w:val="28"/>
-              </w:rPr>
-            </w:pPr>
-          </w:p>
-        </w:tc>
-      </w:tr>
-    </w:tbl>
-    <w:p>
-      <w:pPr>
-        <w:spacing w:line="360" w:lineRule="auto"/>
-        <w:rPr>
-          <w:rFonts w:ascii="Times New Roman" w:eastAsia="Times New Roman" w:hAnsi="Times New Roman" w:cs="Times New Roman"/>
-          <w:color w:val="000000" w:themeColor="text1"/>
-          <w:sz w:val="32"/>
-          <w:szCs w:val="32"/>
-        </w:rPr>
-      </w:pPr>
-    </w:p>
-    <w:tbl>
-      <w:tblPr>
-        <w:tblStyle w:val="Tabelacomgrade"/>
-        <w:tblW w:w="0" w:type="auto"/>
-        <w:tblBorders>
-          <w:top w:val="single" w:sz="6" w:space="0" w:color="auto"/>
-          <w:left w:val="single" w:sz="6" w:space="0" w:color="auto"/>
-          <w:bottom w:val="single" w:sz="6" w:space="0" w:color="auto"/>
-          <w:right w:val="single" w:sz="6" w:space="0" w:color="auto"/>
-        </w:tblBorders>
-        <w:tblLook w:val="0000" w:firstRow="0" w:lastRow="0" w:firstColumn="0" w:lastColumn="0" w:noHBand="0" w:noVBand="0"/>
-      </w:tblPr>
-      <w:tblGrid>
-        <w:gridCol w:w="9010"/>
-      </w:tblGrid>
-      <w:tr>
-        <w:trPr>
-          <w:trHeight w:val="300"/>
-        </w:trPr>
-        <w:tc>
-          <w:tcPr>
-            <w:tcW w:w="9615" w:type="dxa"/>
-            <w:tcBorders>
-              <w:top w:val="single" w:sz="6" w:space="0" w:color="000000" w:themeColor="text1"/>
-              <w:left w:val="single" w:sz="6" w:space="0" w:color="000000" w:themeColor="text1"/>
-              <w:bottom w:val="single" w:sz="6" w:space="0" w:color="000000" w:themeColor="text1"/>
-              <w:right w:val="single" w:sz="6" w:space="0" w:color="000000" w:themeColor="text1"/>
-            </w:tcBorders>
-            <w:tcMar>
-              <w:left w:w="105" w:type="dxa"/>
-              <w:right w:w="105" w:type="dxa"/>
-            </w:tcMar>
-          </w:tcPr>
-          <w:p>
-            <w:pPr>
-              <w:spacing w:line="360" w:lineRule="auto"/>
-              <w:jc w:val="center"/>
-              <w:rPr>
-                <w:rFonts w:ascii="Times New Roman" w:eastAsia="Times New Roman" w:hAnsi="Times New Roman" w:cs="Times New Roman"/>
-                <w:sz w:val="28"/>
-                <w:szCs w:val="28"/>
-              </w:rPr>
-            </w:pPr>
-            <w:r>
-              <w:rPr>
-                <w:rFonts w:ascii="Times New Roman" w:eastAsia="Times New Roman" w:hAnsi="Times New Roman" w:cs="Times New Roman"/>
-                <w:b/>
-                <w:bCs/>
-                <w:sz w:val="28"/>
-                <w:szCs w:val="28"/>
-              </w:rPr>
-              <w:t>Fluxo principal</w:t>
-            </w:r>
-          </w:p>
-        </w:tc>
-      </w:tr>
-      <w:tr>
-        <w:trPr>
-          <w:trHeight w:val="300"/>
-        </w:trPr>
-        <w:tc>
-          <w:tcPr>
-            <w:tcW w:w="9615" w:type="dxa"/>
-            <w:tcBorders>
-              <w:top w:val="single" w:sz="6" w:space="0" w:color="000000" w:themeColor="text1"/>
-              <w:left w:val="single" w:sz="6" w:space="0" w:color="000000" w:themeColor="text1"/>
-              <w:bottom w:val="single" w:sz="6" w:space="0" w:color="000000" w:themeColor="text1"/>
-              <w:right w:val="single" w:sz="6" w:space="0" w:color="000000" w:themeColor="text1"/>
-            </w:tcBorders>
-            <w:tcMar>
-              <w:left w:w="105" w:type="dxa"/>
-              <w:right w:w="105" w:type="dxa"/>
-            </w:tcMar>
-          </w:tcPr>
-          <w:p>
-            <w:pPr>
-              <w:spacing w:line="360" w:lineRule="auto"/>
-              <w:jc w:val="both"/>
-              <w:rPr>
-                <w:rFonts w:ascii="Times New Roman" w:eastAsia="Times New Roman" w:hAnsi="Times New Roman" w:cs="Times New Roman"/>
-                <w:sz w:val="28"/>
-                <w:szCs w:val="28"/>
-              </w:rPr>
-            </w:pPr>
-          </w:p>
-        </w:tc>
-      </w:tr>
-      <w:tr>
-        <w:trPr>
-          <w:trHeight w:val="300"/>
-        </w:trPr>
-        <w:tc>
-          <w:tcPr>
-            <w:tcW w:w="9615" w:type="dxa"/>
-            <w:tcBorders>
-              <w:top w:val="single" w:sz="6" w:space="0" w:color="000000" w:themeColor="text1"/>
-              <w:left w:val="single" w:sz="6" w:space="0" w:color="000000" w:themeColor="text1"/>
-              <w:bottom w:val="single" w:sz="6" w:space="0" w:color="000000" w:themeColor="text1"/>
-              <w:right w:val="single" w:sz="6" w:space="0" w:color="000000" w:themeColor="text1"/>
-            </w:tcBorders>
-            <w:tcMar>
-              <w:left w:w="105" w:type="dxa"/>
-              <w:right w:w="105" w:type="dxa"/>
-            </w:tcMar>
-          </w:tcPr>
-          <w:p>
-            <w:pPr>
-              <w:spacing w:line="360" w:lineRule="auto"/>
-              <w:jc w:val="center"/>
-              <w:rPr>
-                <w:rFonts w:ascii="Times New Roman" w:eastAsia="Times New Roman" w:hAnsi="Times New Roman" w:cs="Times New Roman"/>
-                <w:sz w:val="28"/>
-                <w:szCs w:val="28"/>
-              </w:rPr>
-            </w:pPr>
-            <w:r>
-              <w:rPr>
-                <w:rFonts w:ascii="Times New Roman" w:eastAsia="Times New Roman" w:hAnsi="Times New Roman" w:cs="Times New Roman"/>
-                <w:b/>
-                <w:bCs/>
-                <w:sz w:val="28"/>
-                <w:szCs w:val="28"/>
-              </w:rPr>
-              <w:t>Fluxo alternativo</w:t>
-            </w:r>
-          </w:p>
-        </w:tc>
-      </w:tr>
-      <w:tr>
-        <w:trPr>
-          <w:trHeight w:val="300"/>
-        </w:trPr>
-        <w:tc>
-          <w:tcPr>
-            <w:tcW w:w="9615" w:type="dxa"/>
-            <w:tcBorders>
-              <w:top w:val="single" w:sz="6" w:space="0" w:color="000000" w:themeColor="text1"/>
-              <w:left w:val="single" w:sz="6" w:space="0" w:color="000000" w:themeColor="text1"/>
-              <w:bottom w:val="single" w:sz="6" w:space="0" w:color="000000" w:themeColor="text1"/>
-              <w:right w:val="single" w:sz="6" w:space="0" w:color="000000" w:themeColor="text1"/>
-            </w:tcBorders>
-            <w:tcMar>
-              <w:left w:w="105" w:type="dxa"/>
-              <w:right w:w="105" w:type="dxa"/>
-            </w:tcMar>
-          </w:tcPr>
-          <w:p>
-            <w:pPr>
-              <w:spacing w:line="360" w:lineRule="auto"/>
-              <w:jc w:val="both"/>
-              <w:rPr>
-                <w:rFonts w:ascii="Times New Roman" w:eastAsia="Times New Roman" w:hAnsi="Times New Roman" w:cs="Times New Roman"/>
-                <w:sz w:val="28"/>
-                <w:szCs w:val="28"/>
-              </w:rPr>
-            </w:pPr>
-          </w:p>
-        </w:tc>
-      </w:tr>
-      <w:tr>
-        <w:trPr>
-          <w:trHeight w:val="300"/>
-        </w:trPr>
-        <w:tc>
-          <w:tcPr>
-            <w:tcW w:w="9615" w:type="dxa"/>
-            <w:tcBorders>
-              <w:top w:val="single" w:sz="6" w:space="0" w:color="000000" w:themeColor="text1"/>
-              <w:left w:val="single" w:sz="6" w:space="0" w:color="000000" w:themeColor="text1"/>
-              <w:bottom w:val="single" w:sz="6" w:space="0" w:color="000000" w:themeColor="text1"/>
-              <w:right w:val="single" w:sz="6" w:space="0" w:color="000000" w:themeColor="text1"/>
-            </w:tcBorders>
-            <w:tcMar>
-              <w:left w:w="105" w:type="dxa"/>
-              <w:right w:w="105" w:type="dxa"/>
-            </w:tcMar>
-          </w:tcPr>
-          <w:p>
-            <w:pPr>
-              <w:spacing w:line="360" w:lineRule="auto"/>
-              <w:jc w:val="center"/>
-              <w:rPr>
-                <w:rFonts w:ascii="Times New Roman" w:eastAsia="Times New Roman" w:hAnsi="Times New Roman" w:cs="Times New Roman"/>
-                <w:sz w:val="28"/>
-                <w:szCs w:val="28"/>
-              </w:rPr>
-            </w:pPr>
-            <w:r>
-              <w:rPr>
-                <w:rFonts w:ascii="Times New Roman" w:eastAsia="Times New Roman" w:hAnsi="Times New Roman" w:cs="Times New Roman"/>
-                <w:b/>
-                <w:bCs/>
-                <w:sz w:val="28"/>
-                <w:szCs w:val="28"/>
-              </w:rPr>
-              <w:t>Fluxos de Exceção</w:t>
-            </w:r>
-          </w:p>
-        </w:tc>
-      </w:tr>
-      <w:tr>
-        <w:trPr>
-          <w:trHeight w:val="300"/>
-        </w:trPr>
-        <w:tc>
-          <w:tcPr>
-            <w:tcW w:w="9615" w:type="dxa"/>
-            <w:tcBorders>
-              <w:top w:val="single" w:sz="6" w:space="0" w:color="000000" w:themeColor="text1"/>
-              <w:left w:val="single" w:sz="6" w:space="0" w:color="000000" w:themeColor="text1"/>
-              <w:bottom w:val="single" w:sz="6" w:space="0" w:color="000000" w:themeColor="text1"/>
-              <w:right w:val="single" w:sz="6" w:space="0" w:color="000000" w:themeColor="text1"/>
-            </w:tcBorders>
-            <w:tcMar>
-              <w:left w:w="105" w:type="dxa"/>
-              <w:right w:w="105" w:type="dxa"/>
-            </w:tcMar>
-          </w:tcPr>
-          <w:p>
-            <w:pPr>
-              <w:spacing w:line="360" w:lineRule="auto"/>
-              <w:jc w:val="both"/>
-              <w:rPr>
-                <w:rFonts w:ascii="Times New Roman" w:eastAsia="Times New Roman" w:hAnsi="Times New Roman" w:cs="Times New Roman"/>
-                <w:sz w:val="28"/>
-                <w:szCs w:val="28"/>
-              </w:rPr>
-            </w:pPr>
-          </w:p>
-        </w:tc>
-      </w:tr>
-    </w:tbl>
-    <w:p>
-      <w:pPr>
-        <w:spacing w:line="360" w:lineRule="auto"/>
-        <w:rPr>
-          <w:rFonts w:ascii="Times New Roman" w:eastAsia="Times New Roman" w:hAnsi="Times New Roman" w:cs="Times New Roman"/>
-          <w:color w:val="000000" w:themeColor="text1"/>
-          <w:sz w:val="32"/>
-          <w:szCs w:val="32"/>
-        </w:rPr>
-      </w:pPr>
-    </w:p>
-    <w:p>
-      <w:pPr>
-        <w:spacing w:line="360" w:lineRule="auto"/>
-        <w:rPr>
-          <w:rFonts w:ascii="Times New Roman" w:eastAsia="Times New Roman" w:hAnsi="Times New Roman" w:cs="Times New Roman"/>
-          <w:color w:val="000000" w:themeColor="text1"/>
-          <w:sz w:val="32"/>
-          <w:szCs w:val="32"/>
-        </w:rPr>
-      </w:pPr>
-      <w:r>
-        <w:rPr>
-          <w:rFonts w:ascii="Times New Roman" w:eastAsia="Times New Roman" w:hAnsi="Times New Roman" w:cs="Times New Roman"/>
-          <w:b/>
-          <w:bCs/>
-          <w:color w:val="000000" w:themeColor="text1"/>
-          <w:sz w:val="32"/>
-          <w:szCs w:val="32"/>
-        </w:rPr>
-        <w:lastRenderedPageBreak/>
-        <w:t>Seção:</w:t>
-      </w:r>
-      <w:r>
-        <w:rPr>
-          <w:rFonts w:ascii="Times New Roman" w:eastAsia="Times New Roman" w:hAnsi="Times New Roman" w:cs="Times New Roman"/>
-          <w:color w:val="000000" w:themeColor="text1"/>
-          <w:sz w:val="32"/>
-          <w:szCs w:val="32"/>
-        </w:rPr>
-        <w:t xml:space="preserve"> Remover usuário</w:t>
-      </w:r>
-    </w:p>
-    <w:tbl>
-      <w:tblPr>
-        <w:tblStyle w:val="Tabelacomgrade"/>
-        <w:tblW w:w="0" w:type="auto"/>
-        <w:tblBorders>
-          <w:top w:val="single" w:sz="6" w:space="0" w:color="auto"/>
-          <w:left w:val="single" w:sz="6" w:space="0" w:color="auto"/>
-          <w:bottom w:val="single" w:sz="6" w:space="0" w:color="auto"/>
-          <w:right w:val="single" w:sz="6" w:space="0" w:color="auto"/>
-        </w:tblBorders>
-        <w:tblLook w:val="0000" w:firstRow="0" w:lastRow="0" w:firstColumn="0" w:lastColumn="0" w:noHBand="0" w:noVBand="0"/>
-      </w:tblPr>
-      <w:tblGrid>
-        <w:gridCol w:w="2578"/>
-        <w:gridCol w:w="6432"/>
-      </w:tblGrid>
-      <w:tr>
-        <w:trPr>
-          <w:trHeight w:val="300"/>
-        </w:trPr>
-        <w:tc>
-          <w:tcPr>
-            <w:tcW w:w="2685" w:type="dxa"/>
-            <w:tcBorders>
-              <w:top w:val="single" w:sz="6" w:space="0" w:color="000000" w:themeColor="text1"/>
-              <w:left w:val="single" w:sz="6" w:space="0" w:color="000000" w:themeColor="text1"/>
-              <w:bottom w:val="single" w:sz="6" w:space="0" w:color="000000" w:themeColor="text1"/>
-              <w:right w:val="single" w:sz="6" w:space="0" w:color="000000" w:themeColor="text1"/>
-            </w:tcBorders>
-            <w:tcMar>
-              <w:left w:w="105" w:type="dxa"/>
-              <w:right w:w="105" w:type="dxa"/>
-            </w:tcMar>
-          </w:tcPr>
-          <w:p>
-            <w:pPr>
-              <w:spacing w:line="360" w:lineRule="auto"/>
-              <w:rPr>
-                <w:rFonts w:ascii="Times New Roman" w:eastAsia="Times New Roman" w:hAnsi="Times New Roman" w:cs="Times New Roman"/>
-                <w:sz w:val="28"/>
-                <w:szCs w:val="28"/>
-              </w:rPr>
-            </w:pPr>
-            <w:r>
-              <w:rPr>
-                <w:rFonts w:ascii="Times New Roman" w:eastAsia="Times New Roman" w:hAnsi="Times New Roman" w:cs="Times New Roman"/>
-                <w:b/>
-                <w:bCs/>
-                <w:sz w:val="28"/>
-                <w:szCs w:val="28"/>
-              </w:rPr>
-              <w:t>Sumário</w:t>
-            </w:r>
-          </w:p>
-        </w:tc>
-        <w:tc>
-          <w:tcPr>
-            <w:tcW w:w="6930" w:type="dxa"/>
-            <w:tcBorders>
-              <w:top w:val="single" w:sz="6" w:space="0" w:color="000000" w:themeColor="text1"/>
-              <w:left w:val="single" w:sz="6" w:space="0" w:color="000000" w:themeColor="text1"/>
-              <w:bottom w:val="single" w:sz="6" w:space="0" w:color="000000" w:themeColor="text1"/>
-              <w:right w:val="single" w:sz="6" w:space="0" w:color="000000" w:themeColor="text1"/>
-            </w:tcBorders>
-            <w:tcMar>
-              <w:left w:w="105" w:type="dxa"/>
-              <w:right w:w="105" w:type="dxa"/>
-            </w:tcMar>
-          </w:tcPr>
-          <w:p>
-            <w:pPr>
-              <w:spacing w:line="360" w:lineRule="auto"/>
-              <w:rPr>
-                <w:rFonts w:ascii="Times New Roman" w:eastAsia="Times New Roman" w:hAnsi="Times New Roman" w:cs="Times New Roman"/>
-                <w:sz w:val="28"/>
-                <w:szCs w:val="28"/>
-              </w:rPr>
-            </w:pPr>
-          </w:p>
-        </w:tc>
-      </w:tr>
-    </w:tbl>
-    <w:p>
-      <w:pPr>
-        <w:spacing w:line="360" w:lineRule="auto"/>
-        <w:rPr>
-          <w:rFonts w:ascii="Times New Roman" w:eastAsia="Times New Roman" w:hAnsi="Times New Roman" w:cs="Times New Roman"/>
-          <w:color w:val="000000" w:themeColor="text1"/>
-          <w:sz w:val="32"/>
-          <w:szCs w:val="32"/>
-        </w:rPr>
-      </w:pPr>
-    </w:p>
-    <w:tbl>
-      <w:tblPr>
-        <w:tblStyle w:val="Tabelacomgrade"/>
-        <w:tblW w:w="0" w:type="auto"/>
-        <w:tblBorders>
-          <w:top w:val="single" w:sz="6" w:space="0" w:color="auto"/>
-          <w:left w:val="single" w:sz="6" w:space="0" w:color="auto"/>
-          <w:bottom w:val="single" w:sz="6" w:space="0" w:color="auto"/>
-          <w:right w:val="single" w:sz="6" w:space="0" w:color="auto"/>
-        </w:tblBorders>
-        <w:tblLook w:val="0000" w:firstRow="0" w:lastRow="0" w:firstColumn="0" w:lastColumn="0" w:noHBand="0" w:noVBand="0"/>
-      </w:tblPr>
-      <w:tblGrid>
-        <w:gridCol w:w="9010"/>
-      </w:tblGrid>
-      <w:tr>
-        <w:trPr>
-          <w:trHeight w:val="300"/>
-        </w:trPr>
-        <w:tc>
-          <w:tcPr>
-            <w:tcW w:w="9615" w:type="dxa"/>
-            <w:tcBorders>
-              <w:top w:val="single" w:sz="6" w:space="0" w:color="000000" w:themeColor="text1"/>
-              <w:left w:val="single" w:sz="6" w:space="0" w:color="000000" w:themeColor="text1"/>
-              <w:bottom w:val="single" w:sz="6" w:space="0" w:color="000000" w:themeColor="text1"/>
-              <w:right w:val="single" w:sz="6" w:space="0" w:color="000000" w:themeColor="text1"/>
-            </w:tcBorders>
-            <w:tcMar>
-              <w:left w:w="105" w:type="dxa"/>
-              <w:right w:w="105" w:type="dxa"/>
-            </w:tcMar>
-          </w:tcPr>
-          <w:p>
-            <w:pPr>
-              <w:spacing w:line="360" w:lineRule="auto"/>
-              <w:jc w:val="center"/>
-              <w:rPr>
-                <w:rFonts w:ascii="Times New Roman" w:eastAsia="Times New Roman" w:hAnsi="Times New Roman" w:cs="Times New Roman"/>
-                <w:sz w:val="28"/>
-                <w:szCs w:val="28"/>
-              </w:rPr>
-            </w:pPr>
-            <w:r>
-              <w:rPr>
-                <w:rFonts w:ascii="Times New Roman" w:eastAsia="Times New Roman" w:hAnsi="Times New Roman" w:cs="Times New Roman"/>
-                <w:b/>
-                <w:bCs/>
-                <w:sz w:val="28"/>
-                <w:szCs w:val="28"/>
-              </w:rPr>
-              <w:t>Fluxo Principal</w:t>
-            </w:r>
-          </w:p>
-        </w:tc>
-      </w:tr>
-      <w:tr>
-        <w:trPr>
-          <w:trHeight w:val="300"/>
-        </w:trPr>
-        <w:tc>
-          <w:tcPr>
-            <w:tcW w:w="9615" w:type="dxa"/>
-            <w:tcBorders>
-              <w:top w:val="single" w:sz="6" w:space="0" w:color="000000" w:themeColor="text1"/>
-              <w:left w:val="single" w:sz="6" w:space="0" w:color="000000" w:themeColor="text1"/>
-              <w:bottom w:val="single" w:sz="6" w:space="0" w:color="000000" w:themeColor="text1"/>
-              <w:right w:val="single" w:sz="6" w:space="0" w:color="000000" w:themeColor="text1"/>
-            </w:tcBorders>
-            <w:tcMar>
-              <w:left w:w="105" w:type="dxa"/>
-              <w:right w:w="105" w:type="dxa"/>
-            </w:tcMar>
-          </w:tcPr>
-          <w:p>
-            <w:pPr>
-              <w:spacing w:line="360" w:lineRule="auto"/>
-              <w:rPr>
-                <w:rFonts w:ascii="Times New Roman" w:eastAsia="Times New Roman" w:hAnsi="Times New Roman" w:cs="Times New Roman"/>
-                <w:sz w:val="28"/>
-                <w:szCs w:val="28"/>
-              </w:rPr>
-            </w:pPr>
-          </w:p>
-        </w:tc>
-      </w:tr>
-      <w:tr>
-        <w:trPr>
-          <w:trHeight w:val="300"/>
-        </w:trPr>
-        <w:tc>
-          <w:tcPr>
-            <w:tcW w:w="9615" w:type="dxa"/>
-            <w:tcBorders>
-              <w:top w:val="single" w:sz="6" w:space="0" w:color="000000" w:themeColor="text1"/>
-              <w:left w:val="single" w:sz="6" w:space="0" w:color="000000" w:themeColor="text1"/>
-              <w:bottom w:val="single" w:sz="6" w:space="0" w:color="000000" w:themeColor="text1"/>
-              <w:right w:val="single" w:sz="6" w:space="0" w:color="000000" w:themeColor="text1"/>
-            </w:tcBorders>
-            <w:tcMar>
-              <w:left w:w="105" w:type="dxa"/>
-              <w:right w:w="105" w:type="dxa"/>
-            </w:tcMar>
-          </w:tcPr>
-          <w:p>
-            <w:pPr>
-              <w:spacing w:line="360" w:lineRule="auto"/>
-              <w:jc w:val="center"/>
-              <w:rPr>
-                <w:rFonts w:ascii="Times New Roman" w:eastAsia="Times New Roman" w:hAnsi="Times New Roman" w:cs="Times New Roman"/>
-                <w:sz w:val="28"/>
-                <w:szCs w:val="28"/>
-              </w:rPr>
-            </w:pPr>
-            <w:r>
-              <w:rPr>
-                <w:rFonts w:ascii="Times New Roman" w:eastAsia="Times New Roman" w:hAnsi="Times New Roman" w:cs="Times New Roman"/>
-                <w:b/>
-                <w:bCs/>
-                <w:sz w:val="28"/>
-                <w:szCs w:val="28"/>
-              </w:rPr>
-              <w:t>Fluxo Alternativo</w:t>
-            </w:r>
-          </w:p>
-        </w:tc>
-      </w:tr>
-      <w:tr>
-        <w:trPr>
-          <w:trHeight w:val="300"/>
-        </w:trPr>
-        <w:tc>
-          <w:tcPr>
-            <w:tcW w:w="9615" w:type="dxa"/>
-            <w:tcBorders>
-              <w:top w:val="single" w:sz="6" w:space="0" w:color="000000" w:themeColor="text1"/>
-              <w:left w:val="single" w:sz="6" w:space="0" w:color="000000" w:themeColor="text1"/>
-              <w:bottom w:val="single" w:sz="6" w:space="0" w:color="000000" w:themeColor="text1"/>
-              <w:right w:val="single" w:sz="6" w:space="0" w:color="000000" w:themeColor="text1"/>
-            </w:tcBorders>
-            <w:tcMar>
-              <w:left w:w="105" w:type="dxa"/>
-              <w:right w:w="105" w:type="dxa"/>
-            </w:tcMar>
-          </w:tcPr>
-          <w:p>
-            <w:pPr>
-              <w:spacing w:line="360" w:lineRule="auto"/>
-              <w:rPr>
-                <w:rFonts w:ascii="Times New Roman" w:eastAsia="Times New Roman" w:hAnsi="Times New Roman" w:cs="Times New Roman"/>
-                <w:sz w:val="28"/>
-                <w:szCs w:val="28"/>
-              </w:rPr>
-            </w:pPr>
-          </w:p>
-        </w:tc>
-      </w:tr>
-    </w:tbl>
-    <w:p>
-      <w:pPr>
-        <w:spacing w:line="360" w:lineRule="auto"/>
-        <w:rPr>
-          <w:rFonts w:ascii="Times New Roman" w:eastAsia="Times New Roman" w:hAnsi="Times New Roman" w:cs="Times New Roman"/>
-          <w:color w:val="000000" w:themeColor="text1"/>
-          <w:sz w:val="28"/>
-          <w:szCs w:val="28"/>
-        </w:rPr>
-      </w:pPr>
-    </w:p>
-    <w:p>
-      <w:pPr>
-        <w:spacing w:line="360" w:lineRule="auto"/>
-        <w:jc w:val="center"/>
-        <w:rPr>
-          <w:rFonts w:ascii="Times New Roman" w:eastAsia="Times New Roman" w:hAnsi="Times New Roman" w:cs="Times New Roman"/>
-          <w:color w:val="000000" w:themeColor="text1"/>
-          <w:sz w:val="28"/>
-          <w:szCs w:val="28"/>
-        </w:rPr>
-      </w:pPr>
-      <w:r>
-        <w:rPr>
-          <w:rFonts w:ascii="Times New Roman" w:eastAsia="Times New Roman" w:hAnsi="Times New Roman" w:cs="Times New Roman"/>
-          <w:b/>
-          <w:bCs/>
-          <w:color w:val="000000" w:themeColor="text1"/>
-          <w:sz w:val="28"/>
-          <w:szCs w:val="28"/>
-        </w:rPr>
-        <w:t>Histórico</w:t>
-      </w:r>
-    </w:p>
-    <w:tbl>
-      <w:tblPr>
-        <w:tblStyle w:val="Tabelacomgrade"/>
-        <w:tblW w:w="0" w:type="auto"/>
-        <w:tblBorders>
-          <w:top w:val="single" w:sz="6" w:space="0" w:color="auto"/>
-          <w:left w:val="single" w:sz="6" w:space="0" w:color="auto"/>
-          <w:bottom w:val="single" w:sz="6" w:space="0" w:color="auto"/>
-          <w:right w:val="single" w:sz="6" w:space="0" w:color="auto"/>
-        </w:tblBorders>
-        <w:tblLook w:val="0000" w:firstRow="0" w:lastRow="0" w:firstColumn="0" w:lastColumn="0" w:noHBand="0" w:noVBand="0"/>
-      </w:tblPr>
-      <w:tblGrid>
-        <w:gridCol w:w="2980"/>
-        <w:gridCol w:w="3001"/>
-        <w:gridCol w:w="3029"/>
-      </w:tblGrid>
-      <w:tr>
-        <w:trPr>
-          <w:trHeight w:val="300"/>
-        </w:trPr>
-        <w:tc>
-          <w:tcPr>
-            <w:tcW w:w="3195" w:type="dxa"/>
-            <w:tcBorders>
-              <w:top w:val="single" w:sz="6" w:space="0" w:color="000000" w:themeColor="text1"/>
-              <w:left w:val="single" w:sz="6" w:space="0" w:color="000000" w:themeColor="text1"/>
-              <w:bottom w:val="single" w:sz="6" w:space="0" w:color="000000" w:themeColor="text1"/>
-              <w:right w:val="single" w:sz="6" w:space="0" w:color="000000" w:themeColor="text1"/>
-            </w:tcBorders>
-            <w:tcMar>
-              <w:left w:w="105" w:type="dxa"/>
-              <w:right w:w="105" w:type="dxa"/>
-            </w:tcMar>
-          </w:tcPr>
-          <w:p>
-            <w:pPr>
-              <w:spacing w:line="360" w:lineRule="auto"/>
-              <w:jc w:val="center"/>
-              <w:rPr>
-                <w:rFonts w:ascii="Times New Roman" w:eastAsia="Times New Roman" w:hAnsi="Times New Roman" w:cs="Times New Roman"/>
-                <w:sz w:val="28"/>
-                <w:szCs w:val="28"/>
-              </w:rPr>
-            </w:pPr>
-            <w:r>
-              <w:rPr>
-                <w:rFonts w:ascii="Times New Roman" w:eastAsia="Times New Roman" w:hAnsi="Times New Roman" w:cs="Times New Roman"/>
-                <w:sz w:val="28"/>
-                <w:szCs w:val="28"/>
-              </w:rPr>
-              <w:t>Data</w:t>
-            </w:r>
-          </w:p>
-        </w:tc>
-        <w:tc>
-          <w:tcPr>
-            <w:tcW w:w="3195" w:type="dxa"/>
-            <w:tcBorders>
-              <w:top w:val="single" w:sz="6" w:space="0" w:color="000000" w:themeColor="text1"/>
-              <w:left w:val="single" w:sz="6" w:space="0" w:color="000000" w:themeColor="text1"/>
-              <w:bottom w:val="single" w:sz="6" w:space="0" w:color="000000" w:themeColor="text1"/>
-              <w:right w:val="single" w:sz="6" w:space="0" w:color="000000" w:themeColor="text1"/>
-            </w:tcBorders>
-            <w:tcMar>
-              <w:left w:w="105" w:type="dxa"/>
-              <w:right w:w="105" w:type="dxa"/>
-            </w:tcMar>
-          </w:tcPr>
-          <w:p>
-            <w:pPr>
-              <w:spacing w:line="360" w:lineRule="auto"/>
-              <w:jc w:val="center"/>
-              <w:rPr>
-                <w:rFonts w:ascii="Times New Roman" w:eastAsia="Times New Roman" w:hAnsi="Times New Roman" w:cs="Times New Roman"/>
-                <w:sz w:val="28"/>
-                <w:szCs w:val="28"/>
-              </w:rPr>
-            </w:pPr>
-            <w:r>
-              <w:rPr>
-                <w:rFonts w:ascii="Times New Roman" w:eastAsia="Times New Roman" w:hAnsi="Times New Roman" w:cs="Times New Roman"/>
-                <w:sz w:val="28"/>
-                <w:szCs w:val="28"/>
-              </w:rPr>
-              <w:t>Pessoa</w:t>
-            </w:r>
-          </w:p>
-        </w:tc>
-        <w:tc>
-          <w:tcPr>
-            <w:tcW w:w="3195" w:type="dxa"/>
-            <w:tcBorders>
-              <w:top w:val="single" w:sz="6" w:space="0" w:color="000000" w:themeColor="text1"/>
-              <w:left w:val="single" w:sz="6" w:space="0" w:color="000000" w:themeColor="text1"/>
-              <w:bottom w:val="single" w:sz="6" w:space="0" w:color="000000" w:themeColor="text1"/>
-              <w:right w:val="single" w:sz="6" w:space="0" w:color="000000" w:themeColor="text1"/>
-            </w:tcBorders>
-            <w:tcMar>
-              <w:left w:w="105" w:type="dxa"/>
-              <w:right w:w="105" w:type="dxa"/>
-            </w:tcMar>
-          </w:tcPr>
-          <w:p>
-            <w:pPr>
-              <w:spacing w:line="360" w:lineRule="auto"/>
-              <w:jc w:val="center"/>
-              <w:rPr>
-                <w:rFonts w:ascii="Times New Roman" w:eastAsia="Times New Roman" w:hAnsi="Times New Roman" w:cs="Times New Roman"/>
-                <w:sz w:val="28"/>
-                <w:szCs w:val="28"/>
-              </w:rPr>
-            </w:pPr>
-            <w:r>
-              <w:rPr>
-                <w:rFonts w:ascii="Times New Roman" w:eastAsia="Times New Roman" w:hAnsi="Times New Roman" w:cs="Times New Roman"/>
-                <w:sz w:val="28"/>
-                <w:szCs w:val="28"/>
-              </w:rPr>
-              <w:t>Alteração</w:t>
-            </w:r>
-          </w:p>
-        </w:tc>
-      </w:tr>
-      <w:tr>
-        <w:trPr>
-          <w:trHeight w:val="300"/>
-        </w:trPr>
-        <w:tc>
-          <w:tcPr>
-            <w:tcW w:w="3195" w:type="dxa"/>
-            <w:tcBorders>
-              <w:top w:val="single" w:sz="6" w:space="0" w:color="000000" w:themeColor="text1"/>
-              <w:left w:val="single" w:sz="6" w:space="0" w:color="000000" w:themeColor="text1"/>
-              <w:bottom w:val="single" w:sz="6" w:space="0" w:color="000000" w:themeColor="text1"/>
-              <w:right w:val="single" w:sz="6" w:space="0" w:color="000000" w:themeColor="text1"/>
-            </w:tcBorders>
-            <w:tcMar>
-              <w:left w:w="105" w:type="dxa"/>
-              <w:right w:w="105" w:type="dxa"/>
-            </w:tcMar>
-          </w:tcPr>
-          <w:p>
-            <w:pPr>
-              <w:spacing w:line="360" w:lineRule="auto"/>
-              <w:jc w:val="center"/>
-              <w:rPr>
-                <w:rFonts w:ascii="Times New Roman" w:eastAsia="Times New Roman" w:hAnsi="Times New Roman" w:cs="Times New Roman"/>
-                <w:sz w:val="28"/>
-                <w:szCs w:val="28"/>
-              </w:rPr>
-            </w:pPr>
-          </w:p>
-        </w:tc>
-        <w:tc>
-          <w:tcPr>
-            <w:tcW w:w="3195" w:type="dxa"/>
-            <w:tcBorders>
-              <w:top w:val="single" w:sz="6" w:space="0" w:color="000000" w:themeColor="text1"/>
-              <w:left w:val="single" w:sz="6" w:space="0" w:color="000000" w:themeColor="text1"/>
-              <w:bottom w:val="single" w:sz="6" w:space="0" w:color="000000" w:themeColor="text1"/>
-              <w:right w:val="single" w:sz="6" w:space="0" w:color="000000" w:themeColor="text1"/>
-            </w:tcBorders>
-            <w:tcMar>
-              <w:left w:w="105" w:type="dxa"/>
-              <w:right w:w="105" w:type="dxa"/>
-            </w:tcMar>
-          </w:tcPr>
-          <w:p>
-            <w:pPr>
-              <w:spacing w:line="360" w:lineRule="auto"/>
-              <w:jc w:val="center"/>
-              <w:rPr>
-                <w:rFonts w:ascii="Times New Roman" w:eastAsia="Times New Roman" w:hAnsi="Times New Roman" w:cs="Times New Roman"/>
-                <w:sz w:val="28"/>
-                <w:szCs w:val="28"/>
-              </w:rPr>
-            </w:pPr>
-          </w:p>
-        </w:tc>
-        <w:tc>
-          <w:tcPr>
-            <w:tcW w:w="3195" w:type="dxa"/>
-            <w:tcBorders>
-              <w:top w:val="single" w:sz="6" w:space="0" w:color="000000" w:themeColor="text1"/>
-              <w:left w:val="single" w:sz="6" w:space="0" w:color="000000" w:themeColor="text1"/>
-              <w:bottom w:val="single" w:sz="6" w:space="0" w:color="000000" w:themeColor="text1"/>
-              <w:right w:val="single" w:sz="6" w:space="0" w:color="000000" w:themeColor="text1"/>
-            </w:tcBorders>
-            <w:tcMar>
-              <w:left w:w="105" w:type="dxa"/>
-              <w:right w:w="105" w:type="dxa"/>
-            </w:tcMar>
-          </w:tcPr>
-          <w:p>
-            <w:pPr>
-              <w:spacing w:line="360" w:lineRule="auto"/>
-              <w:jc w:val="center"/>
-              <w:rPr>
-                <w:rFonts w:ascii="Times New Roman" w:eastAsia="Times New Roman" w:hAnsi="Times New Roman" w:cs="Times New Roman"/>
-                <w:sz w:val="28"/>
-                <w:szCs w:val="28"/>
-              </w:rPr>
-            </w:pPr>
-          </w:p>
-        </w:tc>
-      </w:tr>
-      <w:tr>
-        <w:trPr>
-          <w:trHeight w:val="300"/>
-        </w:trPr>
-        <w:tc>
-          <w:tcPr>
-            <w:tcW w:w="3195" w:type="dxa"/>
-            <w:tcBorders>
-              <w:top w:val="single" w:sz="6" w:space="0" w:color="000000" w:themeColor="text1"/>
-              <w:left w:val="single" w:sz="6" w:space="0" w:color="000000" w:themeColor="text1"/>
-              <w:bottom w:val="single" w:sz="6" w:space="0" w:color="000000" w:themeColor="text1"/>
-              <w:right w:val="single" w:sz="6" w:space="0" w:color="000000" w:themeColor="text1"/>
-            </w:tcBorders>
-            <w:tcMar>
-              <w:left w:w="105" w:type="dxa"/>
-              <w:right w:w="105" w:type="dxa"/>
-            </w:tcMar>
-          </w:tcPr>
-          <w:p>
-            <w:pPr>
-              <w:spacing w:line="360" w:lineRule="auto"/>
-              <w:jc w:val="center"/>
-              <w:rPr>
-                <w:rFonts w:ascii="Times New Roman" w:eastAsia="Times New Roman" w:hAnsi="Times New Roman" w:cs="Times New Roman"/>
-                <w:sz w:val="28"/>
-                <w:szCs w:val="28"/>
-              </w:rPr>
-            </w:pPr>
-          </w:p>
-        </w:tc>
-        <w:tc>
-          <w:tcPr>
-            <w:tcW w:w="3195" w:type="dxa"/>
-            <w:tcBorders>
-              <w:top w:val="single" w:sz="6" w:space="0" w:color="000000" w:themeColor="text1"/>
-              <w:left w:val="single" w:sz="6" w:space="0" w:color="000000" w:themeColor="text1"/>
-              <w:bottom w:val="single" w:sz="6" w:space="0" w:color="000000" w:themeColor="text1"/>
-              <w:right w:val="single" w:sz="6" w:space="0" w:color="000000" w:themeColor="text1"/>
-            </w:tcBorders>
-            <w:tcMar>
-              <w:left w:w="105" w:type="dxa"/>
-              <w:right w:w="105" w:type="dxa"/>
-            </w:tcMar>
-          </w:tcPr>
-          <w:p>
-            <w:pPr>
-              <w:spacing w:line="360" w:lineRule="auto"/>
-              <w:jc w:val="center"/>
-              <w:rPr>
-                <w:rFonts w:ascii="Times New Roman" w:eastAsia="Times New Roman" w:hAnsi="Times New Roman" w:cs="Times New Roman"/>
-                <w:sz w:val="28"/>
-                <w:szCs w:val="28"/>
-              </w:rPr>
-            </w:pPr>
-          </w:p>
-        </w:tc>
-        <w:tc>
-          <w:tcPr>
-            <w:tcW w:w="3195" w:type="dxa"/>
-            <w:tcBorders>
-              <w:top w:val="single" w:sz="6" w:space="0" w:color="000000" w:themeColor="text1"/>
-              <w:left w:val="single" w:sz="6" w:space="0" w:color="000000" w:themeColor="text1"/>
-              <w:bottom w:val="single" w:sz="6" w:space="0" w:color="000000" w:themeColor="text1"/>
-              <w:right w:val="single" w:sz="6" w:space="0" w:color="000000" w:themeColor="text1"/>
-            </w:tcBorders>
-            <w:tcMar>
-              <w:left w:w="105" w:type="dxa"/>
-              <w:right w:w="105" w:type="dxa"/>
-            </w:tcMar>
-          </w:tcPr>
-          <w:p>
-            <w:pPr>
-              <w:spacing w:line="360" w:lineRule="auto"/>
-              <w:jc w:val="center"/>
-              <w:rPr>
-                <w:rFonts w:ascii="Times New Roman" w:eastAsia="Times New Roman" w:hAnsi="Times New Roman" w:cs="Times New Roman"/>
-                <w:sz w:val="28"/>
-                <w:szCs w:val="28"/>
-              </w:rPr>
-            </w:pPr>
-          </w:p>
-        </w:tc>
-      </w:tr>
-    </w:tbl>
-    <w:p>
-      <w:pPr>
-        <w:rPr>
-          <w:rFonts w:ascii="Times New Roman" w:eastAsia="Times New Roman" w:hAnsi="Times New Roman" w:cs="Times New Roman"/>
-          <w:color w:val="000000" w:themeColor="text1"/>
-          <w:sz w:val="28"/>
-          <w:szCs w:val="28"/>
-        </w:rPr>
-      </w:pPr>
-    </w:p>
-    <w:p/>
     <w:sectPr>
       <w:pgSz w:w="11906" w:h="16838"/>
       <w:pgMar w:top="1440" w:right="1440" w:bottom="1440" w:left="1440" w:header="720" w:footer="720" w:gutter="0"/>
@@ -2942,6 +2134,95 @@
     </w:lvl>
   </w:abstractNum>
   <w:abstractNum w:abstractNumId="4" w15:restartNumberingAfterBreak="0">
+    <w:nsid w:val="587716DC"/>
+    <w:multiLevelType w:val="hybridMultilevel"/>
+    <w:tmpl w:val="28689A5A"/>
+    <w:lvl w:ilvl="0" w:tplc="0416000F">
+      <w:start w:val="1"/>
+      <w:numFmt w:val="decimal"/>
+      <w:lvlText w:val="%1."/>
+      <w:lvlJc w:val="left"/>
+      <w:pPr>
+        <w:ind w:left="720" w:hanging="360"/>
+      </w:pPr>
+      <w:rPr>
+        <w:rFonts w:hint="default"/>
+      </w:rPr>
+    </w:lvl>
+    <w:lvl w:ilvl="1" w:tplc="04160019" w:tentative="1">
+      <w:start w:val="1"/>
+      <w:numFmt w:val="lowerLetter"/>
+      <w:lvlText w:val="%2."/>
+      <w:lvlJc w:val="left"/>
+      <w:pPr>
+        <w:ind w:left="1440" w:hanging="360"/>
+      </w:pPr>
+    </w:lvl>
+    <w:lvl w:ilvl="2" w:tplc="0416001B" w:tentative="1">
+      <w:start w:val="1"/>
+      <w:numFmt w:val="lowerRoman"/>
+      <w:lvlText w:val="%3."/>
+      <w:lvlJc w:val="right"/>
+      <w:pPr>
+        <w:ind w:left="2160" w:hanging="180"/>
+      </w:pPr>
+    </w:lvl>
+    <w:lvl w:ilvl="3" w:tplc="0416000F" w:tentative="1">
+      <w:start w:val="1"/>
+      <w:numFmt w:val="decimal"/>
+      <w:lvlText w:val="%4."/>
+      <w:lvlJc w:val="left"/>
+      <w:pPr>
+        <w:ind w:left="2880" w:hanging="360"/>
+      </w:pPr>
+    </w:lvl>
+    <w:lvl w:ilvl="4" w:tplc="04160019" w:tentative="1">
+      <w:start w:val="1"/>
+      <w:numFmt w:val="lowerLetter"/>
+      <w:lvlText w:val="%5."/>
+      <w:lvlJc w:val="left"/>
+      <w:pPr>
+        <w:ind w:left="3600" w:hanging="360"/>
+      </w:pPr>
+    </w:lvl>
+    <w:lvl w:ilvl="5" w:tplc="0416001B" w:tentative="1">
+      <w:start w:val="1"/>
+      <w:numFmt w:val="lowerRoman"/>
+      <w:lvlText w:val="%6."/>
+      <w:lvlJc w:val="right"/>
+      <w:pPr>
+        <w:ind w:left="4320" w:hanging="180"/>
+      </w:pPr>
+    </w:lvl>
+    <w:lvl w:ilvl="6" w:tplc="0416000F" w:tentative="1">
+      <w:start w:val="1"/>
+      <w:numFmt w:val="decimal"/>
+      <w:lvlText w:val="%7."/>
+      <w:lvlJc w:val="left"/>
+      <w:pPr>
+        <w:ind w:left="5040" w:hanging="360"/>
+      </w:pPr>
+    </w:lvl>
+    <w:lvl w:ilvl="7" w:tplc="04160019" w:tentative="1">
+      <w:start w:val="1"/>
+      <w:numFmt w:val="lowerLetter"/>
+      <w:lvlText w:val="%8."/>
+      <w:lvlJc w:val="left"/>
+      <w:pPr>
+        <w:ind w:left="5760" w:hanging="360"/>
+      </w:pPr>
+    </w:lvl>
+    <w:lvl w:ilvl="8" w:tplc="0416001B" w:tentative="1">
+      <w:start w:val="1"/>
+      <w:numFmt w:val="lowerRoman"/>
+      <w:lvlText w:val="%9."/>
+      <w:lvlJc w:val="right"/>
+      <w:pPr>
+        <w:ind w:left="6480" w:hanging="180"/>
+      </w:pPr>
+    </w:lvl>
+  </w:abstractNum>
+  <w:abstractNum w:abstractNumId="5" w15:restartNumberingAfterBreak="0">
     <w:nsid w:val="68AE189F"/>
     <w:multiLevelType w:val="hybridMultilevel"/>
     <w:tmpl w:val="5BCE7F9A"/>
@@ -3040,10 +2321,13 @@
     <w:abstractNumId w:val="2"/>
   </w:num>
   <w:num w:numId="4">
-    <w:abstractNumId w:val="4"/>
+    <w:abstractNumId w:val="5"/>
   </w:num>
   <w:num w:numId="5">
     <w:abstractNumId w:val="3"/>
+  </w:num>
+  <w:num w:numId="6">
+    <w:abstractNumId w:val="4"/>
   </w:num>
 </w:numbering>
 </file>
@@ -3171,6 +2455,7 @@
     <w:lsdException w:name="HTML Sample" w:semiHidden="1" w:unhideWhenUsed="1"/>
     <w:lsdException w:name="HTML Typewriter" w:semiHidden="1" w:unhideWhenUsed="1"/>
     <w:lsdException w:name="HTML Variable" w:semiHidden="1" w:unhideWhenUsed="1"/>
+    <w:lsdException w:name="Normal Table" w:semiHidden="1" w:unhideWhenUsed="1"/>
     <w:lsdException w:name="annotation subject" w:semiHidden="1" w:unhideWhenUsed="1"/>
     <w:lsdException w:name="No List" w:semiHidden="1" w:unhideWhenUsed="1"/>
     <w:lsdException w:name="Outline List 1" w:semiHidden="1" w:unhideWhenUsed="1"/>
@@ -3214,8 +2499,10 @@
     <w:lsdException w:name="Table Elegant" w:semiHidden="1" w:unhideWhenUsed="1"/>
     <w:lsdException w:name="Table Professional" w:semiHidden="1" w:unhideWhenUsed="1"/>
     <w:lsdException w:name="Table Subtle 1" w:semiHidden="1" w:unhideWhenUsed="1"/>
+    <w:lsdException w:name="Table Subtle 2" w:semiHidden="1" w:unhideWhenUsed="1"/>
     <w:lsdException w:name="Table Web 1" w:semiHidden="1" w:unhideWhenUsed="1"/>
     <w:lsdException w:name="Table Web 2" w:semiHidden="1" w:unhideWhenUsed="1"/>
+    <w:lsdException w:name="Table Web 3" w:semiHidden="1" w:unhideWhenUsed="1"/>
     <w:lsdException w:name="Balloon Text" w:semiHidden="1" w:unhideWhenUsed="1"/>
     <w:lsdException w:name="Table Grid" w:uiPriority="39"/>
     <w:lsdException w:name="Table Theme" w:semiHidden="1" w:unhideWhenUsed="1"/>
